--- a/docs/build-log/Nidan_Build_Log_Convention.docx
+++ b/docs/build-log/Nidan_Build_Log_Convention.docx
@@ -20,7 +20,7 @@
           <w:sz w:val="19"/>
           <w:szCs w:val="19"/>
         </w:rPr>
-        <w:t xml:space="preserve">How every completed task is documented</w:t>
+        <w:t xml:space="preserve">Regenerated after the rename</w:t>
       </w:r>
     </w:p>
     <w:p>
@@ -181,7 +181,7 @@
           <w:sz w:val="21"/>
           <w:szCs w:val="21"/>
         </w:rPr>
-        <w:t xml:space="preserve">Build log</w:t>
+        <w:t xml:space="preserve">Nidan</w:t>
       </w:r>
     </w:p>
     <w:p>
@@ -306,7 +306,76 @@
           <w:sz w:val="20"/>
           <w:szCs w:val="20"/>
         </w:rPr>
-        <w:t xml:space="preserve"> D-8). Logs T-001 to T-007 describe work done before that and still use the working title — including quoted error output and command transcripts.  They are deliberately not rewritten. Editing them would make the record claim that Nidan was built before Nidan existed, and the value of a build log is that it says what actually happened.</w:t>
+        <w:t xml:space="preserve"> D-8). Logs T-001 to T-007 describe work done before that and still use the working title — including quoted error output and command transcripts.  They are deliberately not rewritten. Editing them would make the record claim that Nidan was built before Nidan existed, and the value of a build log is that it says what actually happened.  The same applies to </w:t>
+      </w:r>
+      <w:r>
+        <w:rPr>
+          <w:b/>
+          <w:bCs/>
+          <w:color w:val="13272F"/>
+          <w:sz w:val="20"/>
+          <w:szCs w:val="20"/>
+        </w:rPr>
+        <w:t xml:space="preserve">file paths</w:t>
+      </w:r>
+      <w:r>
+        <w:rPr>
+          <w:color w:val="13272F"/>
+          <w:sz w:val="20"/>
+          <w:szCs w:val="20"/>
+        </w:rPr>
+        <w:t xml:space="preserve">. These logs say </w:t>
+      </w:r>
+      <w:r>
+        <w:rPr>
+          <w:rFonts w:ascii="Consolas" w:cs="Consolas" w:eastAsia="Consolas" w:hAnsi="Consolas"/>
+          <w:color w:val="B3651F"/>
+          <w:sz w:val="18"/>
+          <w:szCs w:val="18"/>
+        </w:rPr>
+        <w:t xml:space="preserve">vpsim/domain/...</w:t>
+      </w:r>
+      <w:r>
+        <w:rPr>
+          <w:color w:val="13272F"/>
+          <w:sz w:val="20"/>
+          <w:szCs w:val="20"/>
+        </w:rPr>
+        <w:t xml:space="preserve">; the package was renamed to </w:t>
+      </w:r>
+      <w:r>
+        <w:rPr>
+          <w:rFonts w:ascii="Consolas" w:cs="Consolas" w:eastAsia="Consolas" w:hAnsi="Consolas"/>
+          <w:color w:val="B3651F"/>
+          <w:sz w:val="18"/>
+          <w:szCs w:val="18"/>
+        </w:rPr>
+        <w:t xml:space="preserve">nidan/</w:t>
+      </w:r>
+      <w:r>
+        <w:rPr>
+          <w:color w:val="13272F"/>
+          <w:sz w:val="20"/>
+          <w:szCs w:val="20"/>
+        </w:rPr>
+        <w:t xml:space="preserve"> on the same day. </w:t>
+      </w:r>
+      <w:r>
+        <w:rPr>
+          <w:rFonts w:ascii="Consolas" w:cs="Consolas" w:eastAsia="Consolas" w:hAnsi="Consolas"/>
+          <w:color w:val="B3651F"/>
+          <w:sz w:val="18"/>
+          <w:szCs w:val="18"/>
+        </w:rPr>
+        <w:t xml:space="preserve">BUILD_PLAN.md</w:t>
+      </w:r>
+      <w:r>
+        <w:rPr>
+          <w:color w:val="13272F"/>
+          <w:sz w:val="20"/>
+          <w:szCs w:val="20"/>
+        </w:rPr>
+        <w:t xml:space="preserve"> carries the current paths — it is the forward-looking contract. This folder is the record.</w:t>
       </w:r>
     </w:p>
     <w:p>
@@ -481,7 +550,7 @@
       <w:pPr>
         <w:spacing w:after="120" w:before="60" w:line="300"/>
       </w:pPr>
-      <w:hyperlink w:history="1" r:id="rIdronranh-snd7shjty1hat">
+      <w:hyperlink w:history="1" r:id="rIdfjida6nqoeytiopg0gqvz">
         <w:r>
           <w:rPr>
             <w:color w:val="1F7A8C"/>
